--- a/Цитадель.docx
+++ b/Цитадель.docx
@@ -2244,29 +2244,29 @@
 <co-ooxml:macroScript xmlns:a="http://schemas.openxmlformats.org/drawingml/2006/main" xmlns:a15="http://schemas.microsoft.com/office/drawing/2012/main" xmlns:asvg="http://schemas.microsoft.com/office/drawing/2016/SVG/main" xmlns:c="http://schemas.openxmlformats.org/drawingml/2006/chart" xmlns:co="http://ncloudtech.com" xmlns:co-ooxml="http://ncloudtech.com/ooxml" xmlns:m="http://schemas.openxmlformats.org/officeDocument/2006/math" xmlns:mc="http://schemas.openxmlformats.org/markup-compatibility/2006" xmlns:o="urn:schemas-microsoft-com:office:office" xmlns:p="http://schemas.openxmlformats.org/presentationml/2006/main" xmlns:pic="http://schemas.openxmlformats.org/drawingml/2006/picture" xmlns:r="http://schemas.openxmlformats.org/officeDocument/2006/relationships" xmlns:s="http://schemas.openxmlformats.org/officeDocument/2006/sharedTypes" xmlns:sl="http://schemas.openxmlformats.org/schemaLibrary/2006/main" xmlns:v="urn:schemas-microsoft-com:vml" xmlns:w="http://schemas.openxmlformats.org/wordprocessingml/2006/main" xmlns:w10="urn:schemas-microsoft-com:office:word" xmlns:w14="http://schemas.microsoft.com/office/word/2010/wordml" xmlns:w15="http://schemas.microsoft.com/office/word/2012/wordml" xmlns:wp="http://schemas.openxmlformats.org/drawingml/2006/wordprocessingDrawing" xmlns:wpg="http://schemas.microsoft.com/office/word/2010/wordprocessingGroup" xmlns:wps="http://schemas.microsoft.com/office/word/2010/wordprocessingShape" xmlns:x="urn:schemas-microsoft-com:office:excel" xmlns:x12ac="http://schemas.microsoft.com/office/spreadsheetml/2011/1/ac" xmlns:x14="http://schemas.microsoft.com/office/spreadsheetml/2009/9/main" xmlns:xdr="http://schemas.openxmlformats.org/drawingml/2006/spreadsheetDrawing" xmlns:xm="http://schemas.microsoft.com/office/excel/2006/main" name="Подсветка">
   <code xml:space="preserve">local HIGHLIGHT = {}
 local patterns = {
-    -- 1. ФИО (полные и с инициалами, с поддержкой двойных фамилий)
-    russianName = Re.create("\\b[А-Я][а-яёЁ]+(?:-[А-Я][а-яёЁ]+)*[ \\t]+[А-Я][а-яёЁ]+(?:-[А-Я][а-яёЁ]+)*[ \\t]+[А-Я][а-яёЁ]+(?:-[А-Я][а-яёЁ]+)*\\b"),
-    shortName = Re.create("\\b[А-Я][а-яёЁ]+(?:-[А-Я][а-яёЁ]+)*[ \\t]+[А-Я]\\.[ \\t]*[А-Я]\\."),
-    reverseInitials = Re.create("\\b[А-Я]\\.[ \\t]*[А-Я]\\.[ \\t]*[А-Я][а-яёЁ]+(?:-[А-Я][а-яёЁ]+)*\\b"),
-    -- 2. Контакты (стабильный мобильный формат +7/8 и Email)
-    phone = Re.create("(?:\\+7|8)[ \\t\\-\\(\\)]*\\d{3}[ \\t\\-\\(\\)]*\\d{3}[ \\t\\-\\(\\)]*\\d{2}[ \\t\\-\\(\\)]*\\d{2}"),
-    email = Re.create("[\\w.!#$%&amp;'*+/=?^_`{|}~-]+@[\\w-]+(?:\\.[\\w-]+)+"),
-    -- 3. Номера со знаком № (перехватывают № 123456 до того, как сработает индекс)
-    genericNumber = Re.create("№[ \\t]*\\d+(?:[-/][А-Яа-яЁёA-Za-z0-9]+)*"),
-    -- 4. Документы (СНИЛС, Паспорт, ИНН, Индекс)
-    snils = Re.create("\\b\\d{3}-\\d{3}-\\d{3}[ \\t]\\d{2}\\b"),
+    -- ФИО
+	russianName = Re.create("\\b[А-Я][а-яёЁ]+(?:-[А-Я][а-яёЁ]+)*[ \\t]+[А-Я][а-яёЁ]+(?:-[А-Я][а-яёЁ]+)*[ \\t]+[А-Я][а-яёЁ]+(?:-[А-Я][а-яёЁ]+)*\\b"),
+	shortName = Re.create("[А-Я]\\.[ \\t]*[А-Я]\\.[ \\t]*[А-Я][а-яёЁ]+(?:-[А-Я][а-яёЁ]+)*"),
+	reverseInitials = Re.create("[А-Я][а-яёЁ]+(?:-[А-Я][а-яёЁ]+)*[ \\t]+[А-Я]\\.[ \\t]*[А-Я]\\."),
+	-- Контакты
+	phone = Re.create("(?:\\+7|8)[ \\t\\-\\(\\)]*\\d{3}[ \\t\\-\\(\\)]*\\d{3}[ \\t\\-\\(\\)]*\\d{2}[ \\t\\-\\(\\)]*\\d{2}"),
+	email = Re.create("[\\w.!#$%&amp;'*+/=?^_`{|}~-]+@[\\w-]+(?:\\.[\\w-]+)+"),
+	-- Документы
+    inn = Re.create("\\b\\d{10,12}\\b"),
+    snils = Re.create("\\b\\d{3}-\\d{3}-\\d{3}[ \\t]*\\d{2}\\b"),
     passport = Re.create("\\b\\d{4}[ \\t]*№?[ \\t]*\\d{6}\\b"),
-    inn = Re.create("\\b\\d{10,12}\\b"),
-    postalCode = Re.create("\\b\\d{6}\\b"),
-    -- 5. Адреса
-    region = Re.create("(?:[А-Я][а-яёЁ-]+[ \\t]+(?:обл\\.|область|край|респ\\.|республика)|(?:обл\\.|область|край|респ\\.|республика)[ \\t]+[А-Я][а-яёЁ-]+)"),
-    city = Re.create("\\b[гс]\\.[ \\t]*[А-Я][а-яёЁ]+(?:-[А-Я][а-яёЁ]+|[ \\t]+[А-Я][а-яёЁ]*)*"),
-    village = Re.create("\\b(?:д\\.|деревня|п\\.|поселок|пос\\.)[ \\t]*[А-Я][а-яёЁ]*(?:(?:[ \\t]+[А-Я]|-[А-Я])[а-яёЁ]*)*"),
-    street = Re.create("(?:ул(?:ица|ице)?|просп(?:ект)?|пр(?:оезд)?|пер(?:еулок)?|бульвар|б-р|наб(?:ережная)?|ш(?:оссе)?)\\.?[ \\t]*[А-Я][а-яёЁ]*(?:(?:[ \\t]+[А-Я]|-[А-Я])[а-яёЁ]*)*(?:(?:[, \\t]+|[ \\t]*№[ \\t]*)\\d+[А-Яа-я]?)?(?:[, \\t]+(?:д\\.|дом|корп\\.|корпус|кв\\.|квартира)[ \\t]*\\d+)*"),
-    -- 6. Даты
-    textDate = Re.create("\\b(?:0?[1-9]|[12][0-9]|3[01])[ \\t]+(?:январ[ья]|феврал[ья]|март[а]?|апрел[ья]|ма[йя]|июн[ья]|июл[ья]|август[а]?|сентябр[ья]|октябр[ья]|ноябр[ья]|декабр[ья])[ \\t]+(?:19|20)?\\d{2}(?:[ \\t]*г\\.?)?"),
-    dd_mm_yyyy = Re.create("\\b(?:0[1-9]|[12][0-9]|3[01])\\.(?:0[1-9]|1[0-2])\\.(?:19|20)\\d{2}\\b"),
-    dd_mm_yy = Re.create("\\b(?:0[1-9]|[12][0-9]|3[01])\\.(?:0[1-9]|1[0-2])\\.\\d{2}\\b"),
+	-- Адреса
+	city = Re.create("\\b[гс]\\.[ \\t]*[А-Я][а-яёЁ]+(?:-[а-яёЁ]+)?(?:[- \\t]+[А-Я][а-яёЁ]+)*"),
+	street = Re.create("(?:ул(?:ица|ице)?|просп(?:ект)?|пр(?:оезд)?|пер(?:еулок)?|бульвар|б-р|наб(?:ережная)?|ш(?:оссе)?)\\.?[ \\t]*[А-Я][а-яёЁ]*(?:(?:[ \\t]+[А-Я]|-[А-Я])[а-яёЁ]*)*(?:(?:[, \\t]+|[ \\t]*№[ \\t]*)\\d+[А-Яа-я]?)?(?:[, \\t]+(?:д\\.|дом|корп\\.|корпус|кв\\.|квартира)[ \\t]*\\d+)*"),
+	postalCode = Re.create("\\b\\d{6}\\b"),
+	region = Re.create("(?:[А-Я][а-яёЁ-]+[ \\t]+(?:обл\\.|область|край|респ\\.|республика)|(?:обл\\.|область|край|респ\\.|республика)[ \\t]+[А-Я][а-яёЁ-]+)"),
+	village = Re.create("(?:д\\.|деревня|п\\.|поселок|пос\\.)[ \\t]+[А-Я][а-яёЁ-]+(?:[ \\t]+[А-Я][а-яёЁ-]+)*"),
+	-- Даты
+	dd_mm_yyyy = Re.create("\\b(?:0[1-9]|[12][0-9]|3[01])\\.(?:0[1-9]|1[0-2])\\.(?:19|20)\\d{2}\\b"),
+	dd_mm_yy = Re.create("\\b(?:0[1-9]|[12][0-9]|3[01])\\.(?:0[1-9]|1[0-2])\\.\\d{2}\\b"),
+	textDate = Re.create("\\b(?:0?[1-9]|[12][0-9]|3[01])\\s+(?:январ[ья]|феврал[ья]|март[а]?|апрел[ья]|ма[йя]|июн[ья]|июл[ья]|август[а]?|сентябр[ья]|октябр[ья]|ноябр[ья]|декабр[ья])\\s+(?:19|20)?\\d{2}\\s*г\\.?"),
+	-- №
+	genericNumber = Re.create("№[ \\t]*\\d+(?:[-/][А-Яа-яЁёA-Za-z0-9]+)*"),
     -- 7. НПА (ФЗ, ГОСТ, КоАП) - ИСПРАВЛЕНО \s на [ \t]
     fz_full = Re.create("Федеральн[а-яёЁ]+[ \\t]+закон[а-яёЁ]*[ \\t]+№?[ \\t]*\\d+[-]?ФЗ"),
     fz_number = Re.create("№[ \\t]*\\d+[-]?ФЗ"),
@@ -2328,45 +2328,38 @@
         EditorAPI.messageBox("Текст не выделен.\n\nПожалуйста, выделите текст и повторите попытку.")
         return
     end
-    -- Получаем диапазон выделенного текста
     local text = selection:extractText()
     if string.len(text) == 0 or text:match("^%s+$") then
         EditorAPI.messageBox("Текст пуст.\n\nПожалуйста, выделите текст и повторите попытку.")
         return
     end
-    -- Находим все совпадения в тексте (Метод отсечения)
     local allMatches = {}
+    local workingText = text 
+    -- Этап 1: Сбор и маскировка данных (строго по приоритетам)
     for _, item in ipairs(patternList) do
-        local remainingText = text -- Создаем копию текста, которую будем "резать"
-        local maxMatches = 100 -- Защита от зависания
+        local maxMatches = 100 
         local loops = 0
-        while string.len(remainingText) &gt; 0 and loops &lt; maxMatches do
+        while loops &lt; maxMatches do
             loops = loops + 1
-            -- Ищем совпадение всегда с нуля в оставшемся куске текста
-            local match = Re.search(remainingText, 0, item.pattern)
-            if not match then break end -- Ничего не нашли - переходим к следующему правилу
+            local match = Re.search(workingText, 0, item.pattern)
+            if not match then break end 
             local size = match:getSize()
             if size == 0 then break end
-            -- Индекс 1 возвращает совпадение
-            local word = match:getString(1, remainingText)
+            local word = match:getString(1, workingText)
             if not word or string.len(word) == 0 then break end
             local cleanWord = word:gsub("^%s+", ""):gsub("%s+$", "")
-            -- Сохраняем в таблицу
-            table.insert(allMatches, {
-                word = cleanWord,
-                color = item.color,
-                type = item.type
-            })
-            print("Найдено: " .. cleanWord .. " (" .. item.type .. ")")
-            -- Ищем точную позицию найденного слова в текущем куске текста
-            local startPos, endPos = string.find(remainingText, word, 1, true)
-            if endPos then
-                -- ОТРЕЗАЕМ текст ровно до конца найденного слова. 
-                -- В следующем цикле Re.search будет искать в свежем куске!
-                remainingText = string.sub(remainingText, endPos + 1)
+            -- Ищем позицию найденного слова с самого начала
+            local startPos, endPos = string.find(workingText, word, 1, true)
+            if startPos then
+                table.insert(allMatches, {
+                    word = cleanWord,
+                    color = item.color,
+                    type = item.type
+                })
+                local mask = string.rep(" ", endPos - startPos + 1)
+                workingText = string.sub(workingText, 1, startPos - 1) .. mask .. string.sub(workingText, endPos + 1)
             else
-                -- Резервный шаг на случай, если string.find не сработал
-                remainingText = string.sub(remainingText, 2)
+                workingText = string.sub(workingText, 2)
             end
         end
     end
@@ -2374,16 +2367,18 @@
         EditorAPI.messageBox("Данные не найдены.")
         return
     end
-    -- Создаем объект Search для диапазона выделенного текста !!! ИСПРАВЛЕНО !!!
     local search = DocumentAPI.createSearch(document)
-    -- Для каждого найденного слова ищем и выделяем ВНУТРИ ВЫДЕЛЕННОГО ДИАПАЗОНА
     local highlightedCount = 0
     local uniqueWords = {}
-    for _, match in ipairs(allMatches) do
+    -- Этап 2: Покраска документа (в обратном порядке, чтобы важные сущности ложились поверх)
+    local reversedMatches = {}
+    for i = #allMatches, 1, -1 do
+        table.insert(reversedMatches, allMatches[i])
+    end
+    for _, match in ipairs(reversedMatches) do
         if not uniqueWords[match.word] then
             uniqueWords[match.word] = true
-            print("Ищем: " .. match.word)
-            local ranges = search:findText(match.word) -- Ищет только вselectionRange!
+            local ranges = search:findText(match.word) 
             for range in ranges do
                 local props = range:getTextProperties()
                 props.backgroundColor = DocumentAPI.ColorRGBA(
@@ -2394,11 +2389,10 @@
                 )
                 range:setTextProperties(props)
                 highlightedCount = highlightedCount + 1
-                print("  Выделено: " .. range:extractText())
             end
         end
     end
-    -- Расширенная статистика
+    -- Этап 3: Формирование статистики
     local stats = {}
     for _, match in ipairs(allMatches) do
         stats[match.type] = (stats[match.type] or 0) + 1

--- a/Цитадель.docx
+++ b/Цитадель.docx
@@ -1190,6 +1190,476 @@
           <w:sz w:val="26"/>
         </w:rPr>
         <w:t>Г. О. Сидоров</w:t>
+      </w:r>
+    </w:p>
+    <w:p>
+      <w:pPr>
+        <w:pStyle w:val="Style_1"/>
+        <w:widowControl w:val="1"/>
+        <w:spacing w:after="0" w:before="0" w:line="240" w:lineRule="auto"/>
+        <w:ind w:firstLine="0" w:left="0" w:right="0"/>
+        <w:jc w:val="left"/>
+        <w:rPr>
+          <w:rFonts w:ascii="Arial" w:hAnsi="Arial"/>
+          <w:b w:val="0"/>
+          <w:i w:val="0"/>
+          <w:caps w:val="1"/>
+          <w:spacing w:val="0"/>
+          <w:sz w:val="26"/>
+        </w:rPr>
+      </w:pPr>
+    </w:p>
+    <w:p>
+      <w:pPr>
+        <w:pStyle w:val="Style_1"/>
+        <w:widowControl w:val="1"/>
+        <w:spacing w:after="0" w:before="0" w:line="240" w:lineRule="auto"/>
+        <w:ind w:firstLine="0" w:left="0" w:right="0"/>
+        <w:jc w:val="left"/>
+        <w:rPr>
+          <w:rFonts w:ascii="Arial" w:hAnsi="Arial"/>
+          <w:b w:val="0"/>
+          <w:i w:val="0"/>
+          <w:caps w:val="1"/>
+          <w:spacing w:val="0"/>
+          <w:sz w:val="26"/>
+        </w:rPr>
+      </w:pPr>
+    </w:p>
+    <w:p>
+      <w:pPr>
+        <w:pStyle w:val="Style_1"/>
+        <w:widowControl w:val="1"/>
+        <w:spacing w:after="0" w:before="0" w:line="240" w:lineRule="auto"/>
+        <w:ind w:firstLine="0" w:left="0" w:right="0"/>
+        <w:jc w:val="left"/>
+        <w:rPr>
+          <w:rFonts w:ascii="Arial" w:hAnsi="Arial"/>
+          <w:b w:val="0"/>
+          <w:i w:val="0"/>
+          <w:caps w:val="1"/>
+          <w:spacing w:val="0"/>
+          <w:sz w:val="26"/>
+        </w:rPr>
+      </w:pPr>
+    </w:p>
+    <w:p>
+      <w:pPr>
+        <w:pStyle w:val="Style_1"/>
+        <w:widowControl w:val="1"/>
+        <w:spacing w:after="0" w:before="0" w:line="240" w:lineRule="auto"/>
+        <w:ind w:firstLine="0" w:left="0" w:right="0"/>
+        <w:jc w:val="left"/>
+        <w:rPr>
+          <w:rFonts w:ascii="Arial" w:hAnsi="Arial"/>
+          <w:b w:val="0"/>
+          <w:i w:val="0"/>
+          <w:caps w:val="1"/>
+          <w:spacing w:val="0"/>
+          <w:sz w:val="26"/>
+        </w:rPr>
+      </w:pPr>
+    </w:p>
+    <w:p>
+      <w:pPr>
+        <w:pStyle w:val="Style_1"/>
+        <w:widowControl w:val="1"/>
+        <w:spacing w:after="0" w:before="0" w:line="240" w:lineRule="auto"/>
+        <w:ind w:firstLine="0" w:left="0" w:right="0"/>
+        <w:jc w:val="left"/>
+        <w:rPr>
+          <w:rFonts w:ascii="Arial" w:hAnsi="Arial"/>
+          <w:b w:val="0"/>
+          <w:i w:val="0"/>
+          <w:caps w:val="1"/>
+          <w:spacing w:val="0"/>
+          <w:sz w:val="26"/>
+        </w:rPr>
+      </w:pPr>
+    </w:p>
+    <w:p>
+      <w:pPr>
+        <w:pStyle w:val="Style_1"/>
+        <w:widowControl w:val="1"/>
+        <w:spacing w:after="0" w:before="0" w:line="240" w:lineRule="auto"/>
+        <w:ind w:firstLine="0" w:left="0" w:right="0"/>
+        <w:jc w:val="left"/>
+        <w:rPr>
+          <w:rFonts w:ascii="Arial" w:hAnsi="Arial"/>
+          <w:b w:val="0"/>
+          <w:i w:val="0"/>
+          <w:caps w:val="1"/>
+          <w:spacing w:val="0"/>
+          <w:sz w:val="26"/>
+        </w:rPr>
+      </w:pPr>
+    </w:p>
+    <w:p>
+      <w:pPr>
+        <w:pStyle w:val="Style_1"/>
+        <w:widowControl w:val="1"/>
+        <w:spacing w:after="0" w:before="0" w:line="240" w:lineRule="auto"/>
+        <w:ind w:firstLine="0" w:left="0" w:right="0"/>
+        <w:jc w:val="left"/>
+        <w:rPr>
+          <w:rFonts w:ascii="Arial" w:hAnsi="Arial"/>
+          <w:b w:val="0"/>
+          <w:i w:val="0"/>
+          <w:caps w:val="1"/>
+          <w:spacing w:val="0"/>
+          <w:sz w:val="26"/>
+        </w:rPr>
+      </w:pPr>
+    </w:p>
+    <w:p>
+      <w:pPr>
+        <w:pStyle w:val="Style_1"/>
+        <w:widowControl w:val="1"/>
+        <w:spacing w:after="0" w:before="0" w:line="240" w:lineRule="auto"/>
+        <w:ind w:firstLine="0" w:left="0" w:right="0"/>
+        <w:jc w:val="left"/>
+        <w:rPr>
+          <w:rFonts w:ascii="Arial" w:hAnsi="Arial"/>
+          <w:b w:val="0"/>
+          <w:i w:val="0"/>
+          <w:caps w:val="1"/>
+          <w:spacing w:val="0"/>
+          <w:sz w:val="26"/>
+        </w:rPr>
+      </w:pPr>
+    </w:p>
+    <w:p>
+      <w:pPr>
+        <w:pStyle w:val="Style_1"/>
+        <w:widowControl w:val="1"/>
+        <w:spacing w:after="0" w:before="0" w:line="240" w:lineRule="auto"/>
+        <w:ind w:firstLine="0" w:left="0" w:right="0"/>
+        <w:jc w:val="left"/>
+        <w:rPr>
+          <w:rFonts w:ascii="Arial" w:hAnsi="Arial"/>
+          <w:b w:val="0"/>
+          <w:i w:val="0"/>
+          <w:caps w:val="1"/>
+          <w:spacing w:val="0"/>
+          <w:sz w:val="26"/>
+        </w:rPr>
+      </w:pPr>
+    </w:p>
+    <w:p>
+      <w:pPr>
+        <w:pStyle w:val="Style_1"/>
+        <w:widowControl w:val="1"/>
+        <w:spacing w:after="0" w:before="0" w:line="240" w:lineRule="auto"/>
+        <w:ind w:firstLine="0" w:left="0" w:right="0"/>
+        <w:jc w:val="left"/>
+        <w:rPr>
+          <w:rFonts w:ascii="Arial" w:hAnsi="Arial"/>
+          <w:b w:val="0"/>
+          <w:i w:val="0"/>
+          <w:caps w:val="1"/>
+          <w:spacing w:val="0"/>
+          <w:sz w:val="26"/>
+        </w:rPr>
+      </w:pPr>
+    </w:p>
+    <w:p>
+      <w:pPr>
+        <w:pStyle w:val="Style_1"/>
+        <w:widowControl w:val="1"/>
+        <w:spacing w:after="0" w:before="0" w:line="240" w:lineRule="auto"/>
+        <w:ind w:firstLine="0" w:left="0" w:right="0"/>
+        <w:jc w:val="left"/>
+        <w:rPr>
+          <w:rFonts w:ascii="Arial" w:hAnsi="Arial"/>
+          <w:b w:val="0"/>
+          <w:i w:val="0"/>
+          <w:caps w:val="1"/>
+          <w:spacing w:val="0"/>
+          <w:sz w:val="26"/>
+        </w:rPr>
+      </w:pPr>
+    </w:p>
+    <w:p>
+      <w:pPr>
+        <w:pStyle w:val="Style_1"/>
+        <w:widowControl w:val="1"/>
+        <w:spacing w:after="0" w:before="0" w:line="240" w:lineRule="auto"/>
+        <w:ind w:firstLine="0" w:left="0" w:right="0"/>
+        <w:jc w:val="left"/>
+        <w:rPr>
+          <w:rFonts w:ascii="Arial" w:hAnsi="Arial"/>
+          <w:b w:val="0"/>
+          <w:i w:val="0"/>
+          <w:caps w:val="1"/>
+          <w:spacing w:val="0"/>
+          <w:sz w:val="26"/>
+        </w:rPr>
+      </w:pPr>
+    </w:p>
+    <w:p>
+      <w:pPr>
+        <w:pStyle w:val="Style_1"/>
+        <w:widowControl w:val="1"/>
+        <w:spacing w:after="0" w:before="0" w:line="240" w:lineRule="auto"/>
+        <w:ind w:firstLine="0" w:left="0" w:right="0"/>
+        <w:jc w:val="left"/>
+        <w:rPr>
+          <w:rFonts w:ascii="Arial" w:hAnsi="Arial"/>
+          <w:b w:val="0"/>
+          <w:i w:val="0"/>
+          <w:caps w:val="1"/>
+          <w:spacing w:val="0"/>
+          <w:sz w:val="26"/>
+        </w:rPr>
+      </w:pPr>
+    </w:p>
+    <w:p>
+      <w:pPr>
+        <w:pStyle w:val="Style_1"/>
+        <w:widowControl w:val="1"/>
+        <w:spacing w:after="0" w:before="0" w:line="240" w:lineRule="auto"/>
+        <w:ind w:firstLine="0" w:left="0" w:right="0"/>
+        <w:jc w:val="left"/>
+        <w:rPr>
+          <w:rFonts w:ascii="Arial" w:hAnsi="Arial"/>
+          <w:b w:val="0"/>
+          <w:i w:val="0"/>
+          <w:caps w:val="1"/>
+          <w:spacing w:val="0"/>
+          <w:sz w:val="26"/>
+        </w:rPr>
+      </w:pPr>
+    </w:p>
+    <w:p>
+      <w:pPr>
+        <w:spacing w:after="0" w:before="0"/>
+        <w:ind w:firstLine="0" w:left="0" w:right="0"/>
+        <w:jc w:val="left"/>
+        <w:rPr>
+          <w:rFonts w:ascii="Times New Roman" w:hAnsi="Times New Roman"/>
+          <w:color w:val="000000"/>
+          <w:sz w:val="27"/>
+        </w:rPr>
+      </w:pPr>
+      <w:r>
+        <w:rPr>
+          <w:rFonts w:ascii="Times New Roman" w:hAnsi="Times New Roman"/>
+          <w:color w:val="000000"/>
+          <w:sz w:val="28"/>
+        </w:rPr>
+        <w:t>         </w:t>
+      </w:r>
+      <w:r>
+        <w:rPr>
+          <w:rFonts w:ascii="Times New Roman" w:hAnsi="Times New Roman"/>
+          <w:color w:val="000000"/>
+          <w:sz w:val="28"/>
+        </w:rPr>
+        <w:t xml:space="preserve"> </w:t>
+      </w:r>
+      <w:r>
+        <w:rPr>
+          <w:rFonts w:ascii="Times New Roman" w:hAnsi="Times New Roman"/>
+          <w:color w:val="000000"/>
+          <w:sz w:val="28"/>
+        </w:rPr>
+        <w:t> </w:t>
+      </w:r>
+    </w:p>
+    <w:p>
+      <w:pPr>
+        <w:spacing w:after="3" w:before="0"/>
+        <w:ind w:firstLine="684" w:left="25" w:right="32"/>
+        <w:jc w:val="both"/>
+        <w:rPr>
+          <w:rFonts w:ascii="Times New Roman" w:hAnsi="Times New Roman"/>
+          <w:color w:val="000000"/>
+          <w:sz w:val="27"/>
+        </w:rPr>
+      </w:pPr>
+      <w:r>
+        <w:rPr>
+          <w:rFonts w:ascii="Times New Roman" w:hAnsi="Times New Roman"/>
+          <w:color w:val="000000"/>
+          <w:sz w:val="27"/>
+        </w:rPr>
+        <w:t>Ваше обращение, зарегистрированное в прокуратуре Марьяновского района 04.03.2025, по вопросу нарушения трудовых прав, рассмотрено.</w:t>
+      </w:r>
+    </w:p>
+    <w:p>
+      <w:pPr>
+        <w:spacing w:after="3" w:before="0"/>
+        <w:ind w:firstLine="0" w:left="25" w:right="32"/>
+        <w:jc w:val="both"/>
+        <w:rPr>
+          <w:rFonts w:ascii="Times New Roman" w:hAnsi="Times New Roman"/>
+          <w:color w:val="000000"/>
+          <w:sz w:val="27"/>
+        </w:rPr>
+      </w:pPr>
+      <w:r>
+        <w:rPr>
+          <w:rFonts w:ascii="Times New Roman" w:hAnsi="Times New Roman"/>
+          <w:color w:val="000000"/>
+          <w:sz w:val="27"/>
+        </w:rPr>
+        <w:t>Установлено, что «М» Марьяновского района Омской области подведомственно «М» Москаленского района Омской области. Бухгалтерия, которая начисляет Вам заработную плату, находится в «М» Москаленского района Омской области».</w:t>
+      </w:r>
+    </w:p>
+    <w:p>
+      <w:pPr>
+        <w:spacing w:after="3" w:before="0"/>
+        <w:ind w:firstLine="0" w:left="25" w:right="32"/>
+        <w:jc w:val="both"/>
+        <w:rPr>
+          <w:rFonts w:ascii="Times New Roman" w:hAnsi="Times New Roman"/>
+          <w:color w:val="000000"/>
+          <w:sz w:val="27"/>
+        </w:rPr>
+      </w:pPr>
+      <w:r>
+        <w:rPr>
+          <w:rFonts w:ascii="Times New Roman" w:hAnsi="Times New Roman"/>
+          <w:color w:val="000000"/>
+          <w:sz w:val="27"/>
+        </w:rPr>
+        <w:t>Таким образом, рассмотрение доводов, изложенных в Вашем обращении (жалобе) относится к компетенции прокуратуры Москаленского района Омской области.</w:t>
+      </w:r>
+      <w:r>
+        <w:rPr>
+          <w:rFonts w:ascii="Times New Roman" w:hAnsi="Times New Roman"/>
+          <w:color w:val="000000"/>
+          <w:sz w:val="27"/>
+        </w:rPr>
+        <w:t> </w:t>
+      </w:r>
+    </w:p>
+    <w:p>
+      <w:pPr>
+        <w:spacing w:after="3" w:before="0"/>
+        <w:ind w:firstLine="0" w:left="25" w:right="32"/>
+        <w:jc w:val="both"/>
+        <w:rPr>
+          <w:rFonts w:ascii="Times New Roman" w:hAnsi="Times New Roman"/>
+          <w:color w:val="000000"/>
+          <w:sz w:val="27"/>
+        </w:rPr>
+      </w:pPr>
+      <w:r>
+        <w:rPr>
+          <w:rFonts w:ascii="Times New Roman" w:hAnsi="Times New Roman"/>
+          <w:color w:val="000000"/>
+          <w:sz w:val="27"/>
+        </w:rPr>
+        <w:t>В соответствии с п. 3.4. Инструкции о порядке рассмотрения обращений и приема граждан в органах прокуратуры Российской Федерации, утвержденной приказом Генерального прокурора Российской Федерации от 30.01.2013 № 45, обращение, разрешение которого не входит в компетенцию прокуратуры, в течение 7 дней со дня регистрации направляется соответствующему прокурору с одновременным уведомлением об этом заявителя.</w:t>
+      </w:r>
+    </w:p>
+    <w:p>
+      <w:pPr>
+        <w:spacing w:after="3" w:before="0"/>
+        <w:ind w:firstLine="0" w:left="25" w:right="32"/>
+        <w:jc w:val="both"/>
+        <w:rPr>
+          <w:rFonts w:ascii="Times New Roman" w:hAnsi="Times New Roman"/>
+          <w:color w:val="000000"/>
+          <w:sz w:val="27"/>
+        </w:rPr>
+      </w:pPr>
+      <w:r>
+        <w:rPr>
+          <w:rFonts w:ascii="Times New Roman" w:hAnsi="Times New Roman"/>
+          <w:color w:val="000000"/>
+          <w:sz w:val="27"/>
+        </w:rPr>
+        <w:t>Учитывая вышеизложенное, копия Вашего обращения (жалобы) направлена на рассмотрение в рамках компетенции в прокуратуру Москаленского района Омской области.</w:t>
+      </w:r>
+      <w:r>
+        <w:rPr>
+          <w:rFonts w:ascii="Times New Roman" w:hAnsi="Times New Roman"/>
+          <w:color w:val="000000"/>
+          <w:sz w:val="27"/>
+        </w:rPr>
+        <w:t> </w:t>
+      </w:r>
+    </w:p>
+    <w:p>
+      <w:pPr>
+        <w:spacing w:after="3" w:before="0"/>
+        <w:ind w:firstLine="0" w:left="25" w:right="32"/>
+        <w:jc w:val="both"/>
+        <w:rPr>
+          <w:rFonts w:ascii="Times New Roman" w:hAnsi="Times New Roman"/>
+          <w:color w:val="000000"/>
+          <w:sz w:val="27"/>
+        </w:rPr>
+      </w:pPr>
+      <w:r>
+        <w:rPr>
+          <w:rFonts w:ascii="Times New Roman" w:hAnsi="Times New Roman"/>
+          <w:color w:val="000000"/>
+          <w:sz w:val="27"/>
+        </w:rPr>
+        <w:t>О результатах рассмотрения обращения (жалобы) и принятых мерах Вы будете проинформированы указанным органом в установленный законом срок.</w:t>
+      </w:r>
+    </w:p>
+    <w:p>
+      <w:pPr>
+        <w:spacing w:after="3" w:before="0"/>
+        <w:ind w:firstLine="684" w:left="25" w:right="32"/>
+        <w:jc w:val="both"/>
+        <w:rPr>
+          <w:rFonts w:ascii="Times New Roman" w:hAnsi="Times New Roman"/>
+          <w:color w:val="000000"/>
+          <w:sz w:val="27"/>
+        </w:rPr>
+      </w:pPr>
+      <w:r>
+        <w:rPr>
+          <w:rFonts w:ascii="Times New Roman" w:hAnsi="Times New Roman"/>
+          <w:color w:val="000000"/>
+          <w:sz w:val="27"/>
+        </w:rPr>
+        <w:t>В случае несогласия с решением, принятым руководителем органа, рассматривающим обращение, Вы вправе его обжаловать в органы прокуратуры.</w:t>
+      </w:r>
+    </w:p>
+    <w:p>
+      <w:pPr>
+        <w:spacing w:after="0" w:before="0"/>
+        <w:ind w:hanging="709" w:left="709" w:right="0"/>
+        <w:jc w:val="left"/>
+        <w:rPr>
+          <w:rFonts w:ascii="Times New Roman" w:hAnsi="Times New Roman"/>
+          <w:color w:val="000000"/>
+          <w:sz w:val="27"/>
+        </w:rPr>
+      </w:pPr>
+      <w:r>
+        <w:rPr>
+          <w:rFonts w:ascii="Times New Roman" w:hAnsi="Times New Roman"/>
+          <w:color w:val="000000"/>
+          <w:sz w:val="27"/>
+        </w:rPr>
+        <w:t> </w:t>
+      </w:r>
+    </w:p>
+    <w:p>
+      <w:pPr>
+        <w:spacing w:after="0" w:before="0"/>
+        <w:ind w:firstLine="0" w:left="0" w:right="0"/>
+        <w:jc w:val="left"/>
+        <w:rPr>
+          <w:rFonts w:ascii="Times New Roman" w:hAnsi="Times New Roman"/>
+          <w:color w:val="000000"/>
+          <w:sz w:val="27"/>
+        </w:rPr>
+      </w:pPr>
+      <w:r>
+        <w:rPr>
+          <w:rFonts w:ascii="Times New Roman" w:hAnsi="Times New Roman"/>
+          <w:color w:val="000000"/>
+          <w:sz w:val="27"/>
+        </w:rPr>
+        <w:t> </w:t>
       </w:r>
     </w:p>
     <w:p>
@@ -2017,10 +2487,11 @@
     passport = Re.create("\\b\\d{4}\\s*№?\\s*\\d{6}\\b"),
 	-- Адреса
 	city = Re.create("\\b[гс]\\.[ \\t]*[А-Я][а-яёЁ]+(?:-[а-яёЁ]+)?(?:[- \\t]+[А-Я][а-яёЁ]+)*"),
-	street = Re.create("(?:ул(?:ица|ице)?|просп(?:ект)?|пр(?:оезд)?|пер(?:еулок)?|бульвар|б-р|наб(?:ережная)?|ш(?:оссе)?)\\.?[ \\t]*[А-Я][а-яёЁ]*(?:(?:[ \\t]+[А-Я]|-[А-Я])[а-яёЁ]*)*(?:(?:[, \\t]+|[ \\t]*№[ \\t]*)\\d+[А-Яа-я]?)?(?:[, \\t]+(?:д\\.|дом|корп\\.|корпус|кв\\.|квартира)[ \\t]*\\d+)*"),
+	street = Re.create("\\b(?:ул(?:ица|ице)?|просп(?:ект)?|пр(?:оезд)?|пер(?:еулок)?|бульвар|б-р|наб(?:ережная)?|ш(?:оссе)?)\\.?[ \\t]*[А-Я][а-яёЁ]*(?:(?:[ \\t]+[А-Я]|-[А-Я])[а-яёЁ]*)*(?:(?:[, \\t]+|[ \\t]*№[ \\t]*)\\d+[А-Яа-я]?)?(?:[, \\t]+(?:д\\.|дом|корп\\.|корпус|кв\\.|квартира)[ \\t]*\\d+)*"),
 	postalCode = Re.create("\\b\\d{6}\\b"),
-	region = Re.create("(?:[А-Я][а-яёЁ-]+[ \\t]+(?:обл\\.|область|край|респ\\.|республика)|(?:обл\\.|область|край|респ\\.|республика)[ \\t]+[А-Я][а-яёЁ-]+)"),
-	village = Re.create("(?:д\\.|деревня|п\\.|поселок|пос\\.)[ \\t]+[А-Я][а-яёЁ-]+(?:[ \\t]+[А-Я][а-яёЁ-]+)*"),
+	region = Re.create("(?:[А-Я][а-яёЁ-]+[ \\t]+(?:обл\\.|област[а-яёЁ]*|кра[йяе]|респ\\.|республик[а-яёЁ]*)|(?:обл\\.|област[а-яёЁ]*|кра[йяе]|респ\\.|республик[а-яёЁ]*)[ \\t]+[А-Я][а-яёЁ-]+)"),
+	district = Re.create("\\b(?:[А-Я][а-яёЁ-]+[ \\t]+(?:р-н|район[а-яёЁ]*)|(?:р-н|район[а-яёЁ]*)[ \\t]+[А-Я][а-яёЁ-]+)\\b"),
+	village = Re.create("\\b(?:д\\.|деревня|п\\.|поселок|пос\\.|р\\.п\\.)[ \\t]+[А-Я][а-яёЁ-]+(?:[ \\t]+[А-Я][а-яёЁ-]+)*"),
 	-- Даты
 	dd_mm_yyyy = Re.create("\\b(?:0[1-9]|[12][0-9]|3[01])\\.(?:0[1-9]|1[0-2])\\.(?:19|20)\\d{2}\\b"),
 	dd_mm_yy = Re.create("\\b(?:0[1-9]|[12][0-9]|3[01])\\.(?:0[1-9]|1[0-2])\\.\\d{2}\\b"),
@@ -2050,6 +2521,7 @@
     local statistics = {}  
     local patternMasks = {
     	{pattern = patterns.region, mask = "[РЕГИОН]", type = "region"},
+    	{pattern = patterns.district, mask = "[РАЙОН]", type = "district"},
     	{pattern = patterns.village, mask = "[НАСЕЛЕННЫЙ_ПУНКТ]", type = "village"},
     	{pattern = patterns.city, mask = "[ГОРОД]", type = "city"},
     	{pattern = patterns.street, mask = "[УЛИЦА]", type = "street"},
@@ -2403,6 +2875,7 @@
         number = "Номера со знаком №",
         document = "Документы (Паспорт, СНИЛС, ИНН)",
         region = "Регионы",
+		district = "Районы",
         city = "Города",
         village = "Населенные пункты",
         street = "Улицы",
